--- a/joint_paper/Roof_and_Clock_v1.0.docx
+++ b/joint_paper/Roof_and_Clock_v1.0.docx
@@ -16907,13 +16907,13 @@
         <w:t xml:space="preserve"> </w:t>
       </w:r>
       <w:r>
-        <w:t xml:space="preserve">Spin(10) — is the one board in the family that shares more, for a</w:t>
-      </w:r>
-      <w:r>
-        <w:t xml:space="preserve"> </w:t>
-      </w:r>
-      <w:r>
-        <w:t xml:space="preserve">reason not yet found.</w:t>
+        <w:t xml:space="preserve">Spin(10) — is the one board in the family that shares more; the</w:t>
+      </w:r>
+      <w:r>
+        <w:t xml:space="preserve"> </w:t>
+      </w:r>
+      <w:r>
+        <w:t xml:space="preserve">mechanism is given in §7.12.2 and the reason in §7.12.4.</w:t>
       </w:r>
     </w:p>
     <w:bookmarkEnd w:id="33"/>

--- a/joint_paper/Roof_and_Clock_v1.0.docx
+++ b/joint_paper/Roof_and_Clock_v1.0.docx
@@ -173,7 +173,13 @@
         <w:t xml:space="preserve"> </w:t>
       </w:r>
       <w:r>
-        <w:t xml:space="preserve">computational changed or re-run since v0.3).</w:t>
+        <w:t xml:space="preserve">computational changed or re-run since v0.3; §7.12.4’s B₈ paragraph added the</w:t>
+      </w:r>
+      <w:r>
+        <w:t xml:space="preserve"> </w:t>
+      </w:r>
+      <w:r>
+        <w:t xml:space="preserve">same day, SM-067).</w:t>
       </w:r>
       <w:r>
         <w:t xml:space="preserve"> </w:t>
@@ -20222,7 +20228,169 @@
         <w:t xml:space="preserve"> </w:t>
       </w:r>
       <w:r>
-        <w:t xml:space="preserve">reducing to the fact that the shift is exactly ±n/2 (verified at B₄; B₈ next).</w:t>
+        <w:t xml:space="preserve">reducing to the fact that the shift is exactly ±n/2 (verified at B₄ and at B₈,</w:t>
+      </w:r>
+      <w:r>
+        <w:t xml:space="preserve"> </w:t>
+      </w:r>
+      <w:r>
+        <w:t xml:space="preserve">SM-067).</w:t>
+      </w:r>
+    </w:p>
+    <w:p>
+      <w:pPr>
+        <w:pStyle w:val="BodyText"/>
+      </w:pPr>
+      <w:r>
+        <w:rPr>
+          <w:b/>
+          <w:bCs/>
+        </w:rPr>
+        <w:t xml:space="preserve">B₈: the anomaly does not recur [C, SM-067].</w:t>
+      </w:r>
+      <w:r>
+        <w:t xml:space="preserve"> </w:t>
+      </w:r>
+      <w:r>
+        <w:t xml:space="preserve">The clock acts freely on the</w:t>
+      </w:r>
+      <w:r>
+        <w:t xml:space="preserve"> </w:t>
+      </w:r>
+      <w:r>
+        <w:t xml:space="preserve">2ⁿ weights of the B_n spinor board, with orbits of size h = 2n, only when</w:t>
+      </w:r>
+      <w:r>
+        <w:t xml:space="preserve"> </w:t>
+      </w:r>
+      <w:r>
+        <w:t xml:space="preserve">2n | 2ⁿ, i.e. n a power of 2, so B₈ (256 weights, W of order 10,321,920,</w:t>
+      </w:r>
+      <w:r>
+        <w:t xml:space="preserve"> </w:t>
+      </w:r>
+      <w:r>
+        <w:t xml:space="preserve">h = 16) is the next board on which the two-orbit mechanism could recur and the</w:t>
+      </w:r>
+      <w:r>
+        <w:t xml:space="preserve"> </w:t>
+      </w:r>
+      <w:r>
+        <w:t xml:space="preserve">last one in reach. There the clock has sixteen free orbits of sixteen; the</w:t>
+      </w:r>
+      <w:r>
+        <w:t xml:space="preserve"> </w:t>
+      </w:r>
+      <w:r>
+        <w:t xml:space="preserve">orbit of λ is the full-height orbit, its half-turn shift exactly ±4, so</w:t>
+      </w:r>
+      <w:r>
+        <w:t xml:space="preserve"> </w:t>
+      </w:r>
+      <w:r>
+        <w:t xml:space="preserve">Lemma BB-B applies; exactly two orbits carry the half-turn as a Weyl element,</w:t>
+      </w:r>
+      <w:r>
+        <w:t xml:space="preserve"> </w:t>
+      </w:r>
+      <w:r>
+        <w:t xml:space="preserve">both by the same element −(e₂e₃)(e₄e₅)(e₆e₇) (negating e₁..e₇, fixing e₈),</w:t>
+      </w:r>
+      <w:r>
+        <w:t xml:space="preserve"> </w:t>
+      </w:r>
+      <w:r>
+        <w:t xml:space="preserve">the analogue of −τ, which is also the unique nearest Weyl element to R⁸</w:t>
+      </w:r>
+      <w:r>
+        <w:t xml:space="preserve"> </w:t>
+      </w:r>
+      <w:r>
+        <w:t xml:space="preserve">(agreement 52 of 256); each is preserved by −1. Lemma B applies, but the</w:t>
+      </w:r>
+      <w:r>
+        <w:t xml:space="preserve"> </w:t>
+      </w:r>
+      <w:r>
+        <w:t xml:space="preserve">correction c = w⁻¹R⁸ is no longer an involution (cycle type</w:t>
+      </w:r>
+      <w:r>
+        <w:t xml:space="preserve"> </w:t>
+      </w:r>
+      <w:r>
+        <w:t xml:space="preserve">8⁸ 4¹² 3¹² 2²⁸ 1⁵²) and its Weyl centralizer is {±1}: I₈ = C₈ = {±1}, and</w:t>
+      </w:r>
+      <w:r>
+        <w:t xml:space="preserve"> </w:t>
+      </w:r>
+      <w:r>
+        <w:t xml:space="preserve">I_k = C_k at every lag on B₈, on the D₉ half-spin (the same clock; W(D₉), of</w:t>
+      </w:r>
+      <w:r>
+        <w:t xml:space="preserve"> </w:t>
+      </w:r>
+      <w:r>
+        <w:t xml:space="preserve">order 92,897,280, enumerated in full as affine maps x ↦ π(x) ⊕ v on the even</w:t>
+      </w:r>
+      <w:r>
+        <w:t xml:space="preserve"> </w:t>
+      </w:r>
+      <w:r>
+        <w:t xml:space="preserve">code), and on B₆ and B₇. Among the spinor boards B₃..B₈ the shared grammar</w:t>
+      </w:r>
+      <w:r>
+        <w:t xml:space="preserve"> </w:t>
+      </w:r>
+      <w:r>
+        <w:t xml:space="preserve">exceeds the centralizer only on B₄ and, by the overgroup W(D₄), on B₃; the</w:t>
+      </w:r>
+      <w:r>
+        <w:t xml:space="preserve"> </w:t>
+      </w:r>
+      <w:r>
+        <w:t xml:space="preserve">conjecture that it does so exactly when n is a power of 2 is refuted at</w:t>
+      </w:r>
+      <w:r>
+        <w:t xml:space="preserve"> </w:t>
+      </w:r>
+      <w:r>
+        <w:t xml:space="preserve">n = 8. The two carrying orbits are exactly those whose ranks stay within one</w:t>
+      </w:r>
+      <w:r>
+        <w:t xml:space="preserve"> </w:t>
+      </w:r>
+      <w:r>
+        <w:t xml:space="preserve">of the middle rank ({3,4,5}; on B₄, O₂’s {1,2,3}), equivalently those on which</w:t>
+      </w:r>
+      <w:r>
+        <w:t xml:space="preserve"> </w:t>
+      </w:r>
+      <w:r>
+        <w:t xml:space="preserve">every half-turn rank-shift is ±1 — an observation on two boards, not a</w:t>
+      </w:r>
+      <w:r>
+        <w:t xml:space="preserve"> </w:t>
+      </w:r>
+      <w:r>
+        <w:t xml:space="preserve">theorem [obs]. One orientation slip in the record is corrected in passing:</w:t>
+      </w:r>
+      <w:r>
+        <w:t xml:space="preserve"> </w:t>
+      </w:r>
+      <w:r>
+        <w:t xml:space="preserve">R(λ) = w₀λ (§7.6, Lemma (a)), so the rank list 0,1,1,2,2,3,3,4 of SM-066 is</w:t>
+      </w:r>
+      <w:r>
+        <w:t xml:space="preserve"> </w:t>
+      </w:r>
+      <w:r>
+        <w:t xml:space="preserve">read in the direction of R⁻¹; nothing in Theorem BB depends on the direction.</w:t>
+      </w:r>
+      <w:r>
+        <w:t xml:space="preserve"> </w:t>
+      </w:r>
+      <w:r>
+        <w:t xml:space="preserve">Nothing about B₁₆ or beyond.</w:t>
       </w:r>
     </w:p>
     <w:bookmarkEnd w:id="48"/>
@@ -24281,6 +24449,50 @@
         <w:t xml:space="preserve">SM-065 had every registered guess confirmed.</w:t>
       </w:r>
     </w:p>
+    <w:p>
+      <w:pPr>
+        <w:pStyle w:val="BodyText"/>
+      </w:pPr>
+      <w:r>
+        <w:t xml:space="preserve">In SM-067 (§7.12.4, B₈): the guesses that the half-turn anomaly recurs on the</w:t>
+      </w:r>
+      <w:r>
+        <w:t xml:space="preserve"> </w:t>
+      </w:r>
+      <w:r>
+        <w:t xml:space="preserve">8-cube (|I₈| &gt; |C₈|, ratio 2) and that it marks the boards with a free clock</w:t>
+      </w:r>
+      <w:r>
+        <w:t xml:space="preserve"> </w:t>
+      </w:r>
+      <w:r>
+        <w:t xml:space="preserve">(inverted: I_k = C_k at every lag on B₈, the D₉ half-spin, B₆ and B₇), that</w:t>
+      </w:r>
+      <w:r>
+        <w:t xml:space="preserve"> </w:t>
+      </w:r>
+      <w:r>
+        <w:t xml:space="preserve">−1 exchanges the two carrying orbits (it fixes each), and that D₉ carries a</w:t>
+      </w:r>
+      <w:r>
+        <w:t xml:space="preserve"> </w:t>
+      </w:r>
+      <w:r>
+        <w:t xml:space="preserve">survivor at a lag coprime to 16 (none); two scoring slips of the executor’s</w:t>
+      </w:r>
+      <w:r>
+        <w:t xml:space="preserve"> </w:t>
+      </w:r>
+      <w:r>
+        <w:t xml:space="preserve">own (the rank list read against the clock’s direction; a containment bar that</w:t>
+      </w:r>
+      <w:r>
+        <w:t xml:space="preserve"> </w:t>
+      </w:r>
+      <w:r>
+        <w:t xml:space="preserve">demanded extras which do not exist), both kept in the first-run log.</w:t>
+      </w:r>
+    </w:p>
     <w:bookmarkEnd w:id="71"/>
     <w:bookmarkStart w:id="72" w:name="what-is-not-claimed"/>
     <w:p>
@@ -26721,7 +26933,33 @@
         <w:t xml:space="preserve"> </w:t>
       </w:r>
       <w:r>
-        <w:t xml:space="preserve">All thirty-six units cited in this paper are JOINT as of 2026-09-14.</w:t>
+        <w:t xml:space="preserve">All thirty-six units cited above are JOINT as of 2026-09-14.</w:t>
+      </w:r>
+    </w:p>
+    <w:p>
+      <w:pPr>
+        <w:pStyle w:val="BodyText"/>
+      </w:pPr>
+      <w:r>
+        <w:t xml:space="preserve">Added 2026-09-19 (§7.12.4, the B₈ paragraph): SM-067 (Stone BC, 14 + 4 inverted) — the</w:t>
+      </w:r>
+      <w:r>
+        <w:t xml:space="preserve"> </w:t>
+      </w:r>
+      <w:r>
+        <w:t xml:space="preserve">8-cube computation, prepared on the Stenberg side under a brief locked before</w:t>
+      </w:r>
+      <w:r>
+        <w:t xml:space="preserve"> </w:t>
+      </w:r>
+      <w:r>
+        <w:t xml:space="preserve">code; the second author’s re-execution is invited. It is the one unit cited in</w:t>
+      </w:r>
+      <w:r>
+        <w:t xml:space="preserve"> </w:t>
+      </w:r>
+      <w:r>
+        <w:t xml:space="preserve">this paper that is not yet JOINT.</w:t>
       </w:r>
     </w:p>
     <w:bookmarkEnd w:id="75"/>

--- a/joint_paper/Roof_and_Clock_v1.0.docx
+++ b/joint_paper/Roof_and_Clock_v1.0.docx
@@ -20390,7 +20390,185 @@
         <w:t xml:space="preserve"> </w:t>
       </w:r>
       <w:r>
-        <w:t xml:space="preserve">Nothing about B₁₆ or beyond.</w:t>
+        <w:t xml:space="preserve">Nothing about B₃₂ or beyond.</w:t>
+      </w:r>
+    </w:p>
+    <w:p>
+      <w:pPr>
+        <w:pStyle w:val="BodyText"/>
+      </w:pPr>
+      <w:r>
+        <w:rPr>
+          <w:b/>
+          <w:bCs/>
+        </w:rPr>
+        <w:t xml:space="preserve">The criterion, and the 16-cube [P + C, SM-068, SM-069].</w:t>
+      </w:r>
+      <w:r>
+        <w:t xml:space="preserve"> </w:t>
+      </w:r>
+      <w:r>
+        <w:t xml:space="preserve">Why B₄ and not</w:t>
+      </w:r>
+      <w:r>
+        <w:t xml:space="preserve"> </w:t>
+      </w:r>
+      <w:r>
+        <w:t xml:space="preserve">B₈ is one commutation. For w ∈ W and the correction c = w⁻¹R^m (m = h/2),</w:t>
+      </w:r>
+      <w:r>
+        <w:t xml:space="preserve"> </w:t>
+      </w:r>
+      <w:r>
+        <w:t xml:space="preserve">c² = 1 iff R^m w R^m = w⁻¹ — for an involution w, iff w commutes with R^m</w:t>
+      </w:r>
+      <w:r>
+        <w:t xml:space="preserve"> </w:t>
+      </w:r>
+      <w:r>
+        <w:t xml:space="preserve">[P]; and if w commutes with R^m then w, c and R^m pairwise commute, any two of</w:t>
+      </w:r>
+      <w:r>
+        <w:t xml:space="preserve"> </w:t>
+      </w:r>
+      <w:r>
+        <w:t xml:space="preserve">“g commutes with w / with R^m / with c”</w:t>
+      </w:r>
+      <w:r>
+        <w:t xml:space="preserve"> </w:t>
+      </w:r>
+      <w:r>
+        <w:t xml:space="preserve">imply the third, and the extras of I_m</w:t>
+      </w:r>
+      <w:r>
+        <w:t xml:space="preserve"> </w:t>
+      </w:r>
+      <w:r>
+        <w:t xml:space="preserve">on Stab_W(Fix c) are exactly C_W(c) ∖ C_W(w) [P] (SM-063’s</w:t>
+      </w:r>
+      <w:r>
+        <w:t xml:space="preserve"> </w:t>
+      </w:r>
+      <w:r>
+        <w:t xml:space="preserve">“commute with c but</w:t>
+      </w:r>
+      <w:r>
+        <w:t xml:space="preserve"> </w:t>
+      </w:r>
+      <w:r>
+        <w:t xml:space="preserve">not with τ”</w:t>
+      </w:r>
+      <w:r>
+        <w:t xml:space="preserve"> </w:t>
+      </w:r>
+      <w:r>
+        <w:t xml:space="preserve">as a lemma). Computed on B₃..B₈: the shared grammar at the</w:t>
+      </w:r>
+      <w:r>
+        <w:t xml:space="preserve"> </w:t>
+      </w:r>
+      <w:r>
+        <w:t xml:space="preserve">half-turn exceeds the centralizer exactly when the Weyl element nearest to</w:t>
+      </w:r>
+      <w:r>
+        <w:t xml:space="preserve"> </w:t>
+      </w:r>
+      <w:r>
+        <w:t xml:space="preserve">the half-turn commutes with it — −τ does on B₄; on B₅..B₈ the nearest element,</w:t>
+      </w:r>
+      <w:r>
+        <w:t xml:space="preserve"> </w:t>
+      </w:r>
+      <w:r>
+        <w:t xml:space="preserve">always of the shape −(e₂e₃)(e₄e₅)…, does not, its correction is not an</w:t>
+      </w:r>
+      <w:r>
+        <w:t xml:space="preserve"> </w:t>
+      </w:r>
+      <w:r>
+        <w:t xml:space="preserve">involution, and C_W(c) = {±1}; on B₃ no element of W(B₃) agrees with R³ on a</w:t>
+      </w:r>
+      <w:r>
+        <w:t xml:space="preserve"> </w:t>
+      </w:r>
+      <w:r>
+        <w:t xml:space="preserve">spanning set, so the criterion is a marker only and the B₃ excess is the</w:t>
+      </w:r>
+      <w:r>
+        <w:t xml:space="preserve"> </w:t>
+      </w:r>
+      <w:r>
+        <w:t xml:space="preserve">overgroup’s (§7.10.1). On B₁₆ (65,536 weights, W not enumerated), computed at</w:t>
+      </w:r>
+      <w:r>
+        <w:t xml:space="preserve"> </w:t>
+      </w:r>
+      <w:r>
+        <w:t xml:space="preserve">the orbit level: the clock is free (2,048 orbits of 32), the orbit of λ shifts</w:t>
+      </w:r>
+      <w:r>
+        <w:t xml:space="preserve"> </w:t>
+      </w:r>
+      <w:r>
+        <w:t xml:space="preserve">by exactly ±8,</w:t>
+      </w:r>
+      <w:r>
+        <w:t xml:space="preserve"> </w:t>
+      </w:r>
+      <w:r>
+        <w:rPr>
+          <w:b/>
+          <w:bCs/>
+        </w:rPr>
+        <w:t xml:space="preserve">sixteen</w:t>
+      </w:r>
+      <w:r>
+        <w:t xml:space="preserve"> </w:t>
+      </w:r>
+      <w:r>
+        <w:t xml:space="preserve">orbits carry the half-turn as a Weyl element, all</w:t>
+      </w:r>
+      <w:r>
+        <w:t xml:space="preserve"> </w:t>
+      </w:r>
+      <w:r>
+        <w:t xml:space="preserve">by the same −(e₂e₃)…(e₁₄e₁₅) with e₁₆ fixed, and they are exactly the orbits</w:t>
+      </w:r>
+      <w:r>
+        <w:t xml:space="preserve"> </w:t>
+      </w:r>
+      <w:r>
+        <w:t xml:space="preserve">with ranks in {7,8,9} (the band, on three boards: 1, 2, 16 carrying orbits</w:t>
+      </w:r>
+      <w:r>
+        <w:t xml:space="preserve"> </w:t>
+      </w:r>
+      <w:r>
+        <w:t xml:space="preserve">[obs]); that element does not commute with R¹⁶, C_W(R¹⁶) = {±1}, the</w:t>
+      </w:r>
+      <w:r>
+        <w:t xml:space="preserve"> </w:t>
+      </w:r>
+      <w:r>
+        <w:t xml:space="preserve">stabilizer of its 1,900-point agreement set is ⟨−1, w⟩ and C_W(c) = {±1}, so</w:t>
+      </w:r>
+      <w:r>
+        <w:t xml:space="preserve"> </w:t>
+      </w:r>
+      <w:r>
+        <w:t xml:space="preserve">by Lemma B no half-turn survivor beyond ±1 preserves the agreement set;</w:t>
+      </w:r>
+      <w:r>
+        <w:t xml:space="preserve"> </w:t>
+      </w:r>
+      <w:r>
+        <w:t xml:space="preserve">|I₁₆| itself is not decided. Open, sharpened: why does −(e₂e₃)(e₄e₅)… commute</w:t>
+      </w:r>
+      <w:r>
+        <w:t xml:space="preserve"> </w:t>
+      </w:r>
+      <w:r>
+        <w:t xml:space="preserve">with the half-turn only at n = 4.</w:t>
       </w:r>
     </w:p>
     <w:bookmarkEnd w:id="48"/>
@@ -24490,7 +24668,55 @@
         <w:t xml:space="preserve"> </w:t>
       </w:r>
       <w:r>
-        <w:t xml:space="preserve">demanded extras which do not exist), both kept in the first-run log.</w:t>
+        <w:t xml:space="preserve">demanded extras which do not exist), both kept in the first-run log. In</w:t>
+      </w:r>
+      <w:r>
+        <w:t xml:space="preserve"> </w:t>
+      </w:r>
+      <w:r>
+        <w:t xml:space="preserve">SM-068 (the criterion): that the agreement set on B₈ has no Weyl symmetry</w:t>
+      </w:r>
+      <w:r>
+        <w:t xml:space="preserve"> </w:t>
+      </w:r>
+      <w:r>
+        <w:t xml:space="preserve">beyond ±1 (it has ⟨−1, w⟩), that the criterion explains B₃ from inside W(B₃)</w:t>
+      </w:r>
+      <w:r>
+        <w:t xml:space="preserve"> </w:t>
+      </w:r>
+      <w:r>
+        <w:t xml:space="preserve">(no spanning agreement set exists there), and that the nearest element is</w:t>
+      </w:r>
+      <w:r>
+        <w:t xml:space="preserve"> </w:t>
+      </w:r>
+      <w:r>
+        <w:t xml:space="preserve">unique only up to the antipode (it is unique outright). In SM-069 (the</w:t>
+      </w:r>
+      <w:r>
+        <w:t xml:space="preserve"> </w:t>
+      </w:r>
+      <w:r>
+        <w:t xml:space="preserve">16-cube): that two orbits carry the half-turn (sixteen do, −1 swapping four</w:t>
+      </w:r>
+      <w:r>
+        <w:t xml:space="preserve"> </w:t>
+      </w:r>
+      <w:r>
+        <w:t xml:space="preserve">pairs of them) and that every orbit spans (61 do not); one instrumentation</w:t>
+      </w:r>
+      <w:r>
+        <w:t xml:space="preserve"> </w:t>
+      </w:r>
+      <w:r>
+        <w:t xml:space="preserve">error in the centralizer search, fixed and cross-checked, in the first-run</w:t>
+      </w:r>
+      <w:r>
+        <w:t xml:space="preserve"> </w:t>
+      </w:r>
+      <w:r>
+        <w:t xml:space="preserve">log.</w:t>
       </w:r>
     </w:p>
     <w:bookmarkEnd w:id="71"/>
@@ -26941,25 +27167,31 @@
         <w:pStyle w:val="BodyText"/>
       </w:pPr>
       <w:r>
-        <w:t xml:space="preserve">Added 2026-09-19 (§7.12.4, the B₈ paragraph): SM-067 (Stone BC, 14 + 4 inverted) — the</w:t>
-      </w:r>
-      <w:r>
-        <w:t xml:space="preserve"> </w:t>
-      </w:r>
-      <w:r>
-        <w:t xml:space="preserve">8-cube computation, prepared on the Stenberg side under a brief locked before</w:t>
-      </w:r>
-      <w:r>
-        <w:t xml:space="preserve"> </w:t>
-      </w:r>
-      <w:r>
-        <w:t xml:space="preserve">code; the second author’s re-execution is invited. It is the one unit cited in</w:t>
-      </w:r>
-      <w:r>
-        <w:t xml:space="preserve"> </w:t>
-      </w:r>
-      <w:r>
-        <w:t xml:space="preserve">this paper that is not yet JOINT.</w:t>
+        <w:t xml:space="preserve">Added 2026-09-19 (§7.12.4, the B₈ paragraphs): SM-067 (Stone BC, 14 + 4</w:t>
+      </w:r>
+      <w:r>
+        <w:t xml:space="preserve"> </w:t>
+      </w:r>
+      <w:r>
+        <w:t xml:space="preserve">inverted), SM-068 (Stone BD, 7 + 3), SM-069 (Stone BE, 9 + 2) — the 8-cube,</w:t>
+      </w:r>
+      <w:r>
+        <w:t xml:space="preserve"> </w:t>
+      </w:r>
+      <w:r>
+        <w:t xml:space="preserve">the criterion and the 16-cube, prepared on the Stenberg side under briefs</w:t>
+      </w:r>
+      <w:r>
+        <w:t xml:space="preserve"> </w:t>
+      </w:r>
+      <w:r>
+        <w:t xml:space="preserve">locked before code; the second author’s re-execution is invited. They are the</w:t>
+      </w:r>
+      <w:r>
+        <w:t xml:space="preserve"> </w:t>
+      </w:r>
+      <w:r>
+        <w:t xml:space="preserve">three units cited in this paper that are not yet JOINT.</w:t>
       </w:r>
     </w:p>
     <w:bookmarkEnd w:id="75"/>

--- a/joint_paper/Roof_and_Clock_v1.0.docx
+++ b/joint_paper/Roof_and_Clock_v1.0.docx
@@ -20562,13 +20562,157 @@
         <w:t xml:space="preserve"> </w:t>
       </w:r>
       <w:r>
-        <w:t xml:space="preserve">|I₁₆| itself is not decided. Open, sharpened: why does −(e₂e₃)(e₄e₅)… commute</w:t>
-      </w:r>
-      <w:r>
-        <w:t xml:space="preserve"> </w:t>
-      </w:r>
-      <w:r>
-        <w:t xml:space="preserve">with the half-turn only at n = 4.</w:t>
+        <w:t xml:space="preserve">|I₁₆| itself is not decided.</w:t>
+      </w:r>
+    </w:p>
+    <w:p>
+      <w:pPr>
+        <w:pStyle w:val="BodyText"/>
+      </w:pPr>
+      <w:r>
+        <w:rPr>
+          <w:b/>
+          <w:bCs/>
+        </w:rPr>
+        <w:t xml:space="preserve">Why four — the commutation theorem [P, SM-070].</w:t>
+      </w:r>
+      <w:r>
+        <w:t xml:space="preserve"> </w:t>
+      </w:r>
+      <w:r>
+        <w:t xml:space="preserve">For even n ≥ 4 the</w:t>
+      </w:r>
+      <w:r>
+        <w:t xml:space="preserve"> </w:t>
+      </w:r>
+      <w:r>
+        <w:t xml:space="preserve">element w_n = −(e₂e₃)(e₄e₅)…(e_{n−2}e_{n−1}) commutes with the half-turn Rⁿ</w:t>
+      </w:r>
+      <w:r>
+        <w:t xml:space="preserve"> </w:t>
+      </w:r>
+      <w:r>
+        <w:t xml:space="preserve">if and only if n = 4. The proof rests on a one-line recursion for rowmotion on</w:t>
+      </w:r>
+      <w:r>
+        <w:t xml:space="preserve"> </w:t>
+      </w:r>
+      <w:r>
+        <w:t xml:space="preserve">the shifted staircase in</w:t>
+      </w:r>
+      <w:r>
+        <w:t xml:space="preserve"> </w:t>
+      </w:r>
+      <w:r>
+        <w:t xml:space="preserve">“excess”</w:t>
+      </w:r>
+      <w:r>
+        <w:t xml:space="preserve"> </w:t>
+      </w:r>
+      <w:r>
+        <w:t xml:space="preserve">coordinates d_k = c_k − k (c_k the plus</w:t>
+      </w:r>
+      <w:r>
+        <w:t xml:space="preserve"> </w:t>
+      </w:r>
+      <w:r>
+        <w:t xml:space="preserve">positions), from which the orbit of λ is written in closed form for every n:</w:t>
+      </w:r>
+      <w:r>
+        <w:t xml:space="preserve"> </w:t>
+      </w:r>
+      <w:r>
+        <w:t xml:space="preserve">R^{2j}λ = [n] ∖ {n, n−2, …, n−2j+2}, R^{2j+1}λ = [n] ∖ {n−1, …, n−2j+1}, ranks</w:t>
+      </w:r>
+      <w:r>
+        <w:t xml:space="preserve"> </w:t>
+      </w:r>
+      <w:r>
+        <w:t xml:space="preserve">0, n, n−1, n−1, …, 1, 1 around the clock — so the half-turn shifts every rank</w:t>
+      </w:r>
+      <w:r>
+        <w:t xml:space="preserve"> </w:t>
+      </w:r>
+      <w:r>
+        <w:t xml:space="preserve">on the full-height orbit by exactly ±n/2 for every even n, and the hypothesis</w:t>
+      </w:r>
+      <w:r>
+        <w:t xml:space="preserve"> </w:t>
+      </w:r>
+      <w:r>
+        <w:t xml:space="preserve">of the rank-shift theorem above is now proved for all n rather than verified</w:t>
+      </w:r>
+      <w:r>
+        <w:t xml:space="preserve"> </w:t>
+      </w:r>
+      <w:r>
+        <w:t xml:space="preserve">at 4, 8 and 16. On that orbit w_n acts by i ↦ 2 − i (even clock positions)</w:t>
+      </w:r>
+      <w:r>
+        <w:t xml:space="preserve"> </w:t>
+      </w:r>
+      <w:r>
+        <w:t xml:space="preserve">and i ↦ −i (odd), both commuting with i ↦ i + n; on a carrying orbit</w:t>
+      </w:r>
+      <w:r>
+        <w:t xml:space="preserve"> </w:t>
+      </w:r>
+      <w:r>
+        <w:t xml:space="preserve">commutation is automatic (wHx = x = Hwx). At n = 4 those two orbits are the</w:t>
+      </w:r>
+      <w:r>
+        <w:t xml:space="preserve"> </w:t>
+      </w:r>
+      <w:r>
+        <w:t xml:space="preserve">whole board, which is why −τ commutes with R⁴. For even n ≥ 6 the point e₂</w:t>
+      </w:r>
+      <w:r>
+        <w:t xml:space="preserve"> </w:t>
+      </w:r>
+      <w:r>
+        <w:t xml:space="preserve">(one minus sign, at position 2) is a witness: the closed forms</w:t>
+      </w:r>
+      <w:r>
+        <w:t xml:space="preserve"> </w:t>
+      </w:r>
+      <w:r>
+        <w:t xml:space="preserve">Rⁿ(e₂) = {1, 2} ∪ {5, 7, …, n−1} and Rⁿ({3, n}) = [n] ∖ {4, 6, 7, 9, …, n−1}</w:t>
+      </w:r>
+      <w:r>
+        <w:t xml:space="preserve"> </w:t>
+      </w:r>
+      <w:r>
+        <w:t xml:space="preserve">(both by induction along the orbit in excess coordinates) give 2 ∈ w_n Rⁿ e₂</w:t>
+      </w:r>
+      <w:r>
+        <w:t xml:space="preserve"> </w:t>
+      </w:r>
+      <w:r>
+        <w:t xml:space="preserve">but 2 ∉ Rⁿ w_n e₂, since w_n e₂ = −{3, n}. Together with the criterion this</w:t>
+      </w:r>
+      <w:r>
+        <w:t xml:space="preserve"> </w:t>
+      </w:r>
+      <w:r>
+        <w:t xml:space="preserve">is the reason for the 4-cube: the mechanism is present on every free clock;</w:t>
+      </w:r>
+      <w:r>
+        <w:t xml:space="preserve"> </w:t>
+      </w:r>
+      <w:r>
+        <w:t xml:space="preserve">its consequence needs a commutation that only the smallest board allows. Still</w:t>
+      </w:r>
+      <w:r>
+        <w:t xml:space="preserve"> </w:t>
+      </w:r>
+      <w:r>
+        <w:t xml:space="preserve">open: that w_n is the nearest Weyl element for n &gt; 8, and C_W(Rⁿ) = {±1} in</w:t>
+      </w:r>
+      <w:r>
+        <w:t xml:space="preserve"> </w:t>
+      </w:r>
+      <w:r>
+        <w:t xml:space="preserve">general.</w:t>
       </w:r>
     </w:p>
     <w:bookmarkEnd w:id="48"/>
@@ -27173,25 +27317,31 @@
         <w:t xml:space="preserve"> </w:t>
       </w:r>
       <w:r>
-        <w:t xml:space="preserve">inverted), SM-068 (Stone BD, 7 + 3), SM-069 (Stone BE, 9 + 2) — the 8-cube,</w:t>
-      </w:r>
-      <w:r>
-        <w:t xml:space="preserve"> </w:t>
-      </w:r>
-      <w:r>
-        <w:t xml:space="preserve">the criterion and the 16-cube, prepared on the Stenberg side under briefs</w:t>
-      </w:r>
-      <w:r>
-        <w:t xml:space="preserve"> </w:t>
-      </w:r>
-      <w:r>
-        <w:t xml:space="preserve">locked before code; the second author’s re-execution is invited. They are the</w:t>
-      </w:r>
-      <w:r>
-        <w:t xml:space="preserve"> </w:t>
-      </w:r>
-      <w:r>
-        <w:t xml:space="preserve">three units cited in this paper that are not yet JOINT.</w:t>
+        <w:t xml:space="preserve">inverted), SM-068 (Stone BD, 7 + 3), SM-069 (Stone BE, 9 + 2), SM-070 (Stone</w:t>
+      </w:r>
+      <w:r>
+        <w:t xml:space="preserve"> </w:t>
+      </w:r>
+      <w:r>
+        <w:t xml:space="preserve">BF, 8/8) — the 8-cube, the criterion, the 16-cube and the commutation theorem,</w:t>
+      </w:r>
+      <w:r>
+        <w:t xml:space="preserve"> </w:t>
+      </w:r>
+      <w:r>
+        <w:t xml:space="preserve">prepared on the Stenberg side under briefs locked before code; the second</w:t>
+      </w:r>
+      <w:r>
+        <w:t xml:space="preserve"> </w:t>
+      </w:r>
+      <w:r>
+        <w:t xml:space="preserve">author’s re-execution is invited. They are the four units cited in this paper</w:t>
+      </w:r>
+      <w:r>
+        <w:t xml:space="preserve"> </w:t>
+      </w:r>
+      <w:r>
+        <w:t xml:space="preserve">that are not yet JOINT.</w:t>
       </w:r>
     </w:p>
     <w:bookmarkEnd w:id="75"/>

--- a/joint_paper/Roof_and_Clock_v1.0.docx
+++ b/joint_paper/Roof_and_Clock_v1.0.docx
@@ -27347,19 +27347,19 @@
         <w:t xml:space="preserve"> </w:t>
       </w:r>
       <w:r>
-        <w:t xml:space="preserve">prepared on the Stenberg side under briefs locked before code; the second</w:t>
-      </w:r>
-      <w:r>
-        <w:t xml:space="preserve"> </w:t>
-      </w:r>
-      <w:r>
-        <w:t xml:space="preserve">author’s re-execution is invited. They are the four units cited in this paper</w:t>
-      </w:r>
-      <w:r>
-        <w:t xml:space="preserve"> </w:t>
-      </w:r>
-      <w:r>
-        <w:t xml:space="preserve">that are not yet JOINT.</w:t>
+        <w:t xml:space="preserve">prepared on the Stenberg side under briefs locked before code — JOINT on the</w:t>
+      </w:r>
+      <w:r>
+        <w:t xml:space="preserve"> </w:t>
+      </w:r>
+      <w:r>
+        <w:t xml:space="preserve">second author’s word of 2026-09-20, given on the audited mathematics edition.</w:t>
+      </w:r>
+      <w:r>
+        <w:t xml:space="preserve"> </w:t>
+      </w:r>
+      <w:r>
+        <w:t xml:space="preserve">Every unit cited in this paper is JOINT.</w:t>
       </w:r>
     </w:p>
     <w:bookmarkEnd w:id="75"/>
